--- a/templates/leave/vertetim-pushim-mjekesor.docx
+++ b/templates/leave/vertetim-pushim-mjekesor.docx
@@ -8,7 +8,7 @@
       </w:pPr>
       <w:r>
         <w:rPr>
-          <w:rFonts w:ascii="Calibri" w:cs="Calibri" w:eastAsia="Calibri" w:hAnsi="Calibri"/>
+          <w:rFonts w:ascii="Liberation Sans" w:cs="Liberation Sans" w:eastAsia="Liberation Sans" w:hAnsi="Liberation Sans"/>
           <w:b/>
           <w:bCs/>
           <w:sz w:val="30"/>
@@ -23,7 +23,7 @@
       </w:pPr>
       <w:r>
         <w:rPr>
-          <w:rFonts w:ascii="Calibri" w:cs="Calibri" w:eastAsia="Calibri" w:hAnsi="Calibri"/>
+          <w:rFonts w:ascii="Liberation Serif" w:cs="Liberation Serif" w:eastAsia="Liberation Serif" w:hAnsi="Liberation Serif"/>
           <w:sz w:val="22"/>
           <w:szCs w:val="22"/>
         </w:rPr>
@@ -36,7 +36,7 @@
       </w:pPr>
       <w:r>
         <w:rPr>
-          <w:rFonts w:ascii="Calibri" w:cs="Calibri" w:eastAsia="Calibri" w:hAnsi="Calibri"/>
+          <w:rFonts w:ascii="Liberation Serif" w:cs="Liberation Serif" w:eastAsia="Liberation Serif" w:hAnsi="Liberation Serif"/>
           <w:color w:val="555555"/>
           <w:sz w:val="20"/>
           <w:szCs w:val="20"/>
@@ -58,7 +58,7 @@
       </w:pPr>
       <w:r>
         <w:rPr>
-          <w:rFonts w:ascii="Calibri" w:cs="Calibri" w:eastAsia="Calibri" w:hAnsi="Calibri"/>
+          <w:rFonts w:ascii="Liberation Serif" w:cs="Liberation Serif" w:eastAsia="Liberation Serif" w:hAnsi="Liberation Serif"/>
           <w:sz w:val="20"/>
           <w:szCs w:val="20"/>
         </w:rPr>
@@ -72,7 +72,7 @@
       </w:pPr>
       <w:r>
         <w:rPr>
-          <w:rFonts w:ascii="Calibri" w:cs="Calibri" w:eastAsia="Calibri" w:hAnsi="Calibri"/>
+          <w:rFonts w:ascii="Liberation Serif" w:cs="Liberation Serif" w:eastAsia="Liberation Serif" w:hAnsi="Liberation Serif"/>
           <w:sz w:val="20"/>
           <w:szCs w:val="20"/>
         </w:rPr>
@@ -85,7 +85,7 @@
       </w:pPr>
       <w:r>
         <w:rPr>
-          <w:rFonts w:ascii="Calibri" w:cs="Calibri" w:eastAsia="Calibri" w:hAnsi="Calibri"/>
+          <w:rFonts w:ascii="Liberation Serif" w:cs="Liberation Serif" w:eastAsia="Liberation Serif" w:hAnsi="Liberation Serif"/>
           <w:sz w:val="22"/>
           <w:szCs w:val="22"/>
         </w:rPr>
@@ -100,7 +100,7 @@
       </w:pPr>
       <w:r>
         <w:rPr>
-          <w:rFonts w:ascii="Calibri" w:cs="Calibri" w:eastAsia="Calibri" w:hAnsi="Calibri"/>
+          <w:rFonts w:ascii="Liberation Sans" w:cs="Liberation Sans" w:eastAsia="Liberation Sans" w:hAnsi="Liberation Sans"/>
           <w:b/>
           <w:bCs/>
           <w:sz w:val="32"/>
@@ -116,7 +116,7 @@
       </w:pPr>
       <w:r>
         <w:rPr>
-          <w:rFonts w:ascii="Calibri" w:cs="Calibri" w:eastAsia="Calibri" w:hAnsi="Calibri"/>
+          <w:rFonts w:ascii="Liberation Sans" w:cs="Liberation Sans" w:eastAsia="Liberation Sans" w:hAnsi="Liberation Sans"/>
           <w:b/>
           <w:bCs/>
           <w:sz w:val="24"/>
@@ -131,7 +131,7 @@
       </w:pPr>
       <w:r>
         <w:rPr>
-          <w:rFonts w:ascii="Calibri" w:cs="Calibri" w:eastAsia="Calibri" w:hAnsi="Calibri"/>
+          <w:rFonts w:ascii="Liberation Serif" w:cs="Liberation Serif" w:eastAsia="Liberation Serif" w:hAnsi="Liberation Serif"/>
           <w:sz w:val="22"/>
           <w:szCs w:val="22"/>
         </w:rPr>
@@ -144,7 +144,7 @@
       </w:pPr>
       <w:r>
         <w:rPr>
-          <w:rFonts w:ascii="Calibri" w:cs="Calibri" w:eastAsia="Calibri" w:hAnsi="Calibri"/>
+          <w:rFonts w:ascii="Liberation Sans" w:cs="Liberation Sans" w:eastAsia="Liberation Sans" w:hAnsi="Liberation Sans"/>
           <w:b/>
           <w:bCs/>
           <w:sz w:val="24"/>
@@ -186,7 +186,7 @@
             </w:pPr>
             <w:r>
               <w:rPr>
-                <w:rFonts w:ascii="Calibri" w:cs="Calibri" w:eastAsia="Calibri" w:hAnsi="Calibri"/>
+                <w:rFonts w:ascii="Liberation Serif" w:cs="Liberation Serif" w:eastAsia="Liberation Serif" w:hAnsi="Liberation Serif"/>
                 <w:b/>
                 <w:bCs/>
                 <w:sz w:val="20"/>
@@ -212,7 +212,7 @@
             </w:pPr>
             <w:r>
               <w:rPr>
-                <w:rFonts w:ascii="Calibri" w:cs="Calibri" w:eastAsia="Calibri" w:hAnsi="Calibri"/>
+                <w:rFonts w:ascii="Liberation Serif" w:cs="Liberation Serif" w:eastAsia="Liberation Serif" w:hAnsi="Liberation Serif"/>
                 <w:sz w:val="20"/>
                 <w:szCs w:val="20"/>
               </w:rPr>
@@ -239,7 +239,7 @@
             </w:pPr>
             <w:r>
               <w:rPr>
-                <w:rFonts w:ascii="Calibri" w:cs="Calibri" w:eastAsia="Calibri" w:hAnsi="Calibri"/>
+                <w:rFonts w:ascii="Liberation Serif" w:cs="Liberation Serif" w:eastAsia="Liberation Serif" w:hAnsi="Liberation Serif"/>
                 <w:b/>
                 <w:bCs/>
                 <w:sz w:val="20"/>
@@ -266,7 +266,7 @@
             </w:pPr>
             <w:r>
               <w:rPr>
-                <w:rFonts w:ascii="Calibri" w:cs="Calibri" w:eastAsia="Calibri" w:hAnsi="Calibri"/>
+                <w:rFonts w:ascii="Liberation Serif" w:cs="Liberation Serif" w:eastAsia="Liberation Serif" w:hAnsi="Liberation Serif"/>
                 <w:sz w:val="20"/>
                 <w:szCs w:val="20"/>
               </w:rPr>
@@ -292,7 +292,7 @@
             </w:pPr>
             <w:r>
               <w:rPr>
-                <w:rFonts w:ascii="Calibri" w:cs="Calibri" w:eastAsia="Calibri" w:hAnsi="Calibri"/>
+                <w:rFonts w:ascii="Liberation Serif" w:cs="Liberation Serif" w:eastAsia="Liberation Serif" w:hAnsi="Liberation Serif"/>
                 <w:b/>
                 <w:bCs/>
                 <w:sz w:val="20"/>
@@ -318,7 +318,7 @@
             </w:pPr>
             <w:r>
               <w:rPr>
-                <w:rFonts w:ascii="Calibri" w:cs="Calibri" w:eastAsia="Calibri" w:hAnsi="Calibri"/>
+                <w:rFonts w:ascii="Liberation Serif" w:cs="Liberation Serif" w:eastAsia="Liberation Serif" w:hAnsi="Liberation Serif"/>
                 <w:sz w:val="20"/>
                 <w:szCs w:val="20"/>
               </w:rPr>
@@ -345,7 +345,7 @@
             </w:pPr>
             <w:r>
               <w:rPr>
-                <w:rFonts w:ascii="Calibri" w:cs="Calibri" w:eastAsia="Calibri" w:hAnsi="Calibri"/>
+                <w:rFonts w:ascii="Liberation Serif" w:cs="Liberation Serif" w:eastAsia="Liberation Serif" w:hAnsi="Liberation Serif"/>
                 <w:b/>
                 <w:bCs/>
                 <w:sz w:val="20"/>
@@ -372,7 +372,7 @@
             </w:pPr>
             <w:r>
               <w:rPr>
-                <w:rFonts w:ascii="Calibri" w:cs="Calibri" w:eastAsia="Calibri" w:hAnsi="Calibri"/>
+                <w:rFonts w:ascii="Liberation Serif" w:cs="Liberation Serif" w:eastAsia="Liberation Serif" w:hAnsi="Liberation Serif"/>
                 <w:sz w:val="20"/>
                 <w:szCs w:val="20"/>
               </w:rPr>
@@ -398,7 +398,7 @@
             </w:pPr>
             <w:r>
               <w:rPr>
-                <w:rFonts w:ascii="Calibri" w:cs="Calibri" w:eastAsia="Calibri" w:hAnsi="Calibri"/>
+                <w:rFonts w:ascii="Liberation Serif" w:cs="Liberation Serif" w:eastAsia="Liberation Serif" w:hAnsi="Liberation Serif"/>
                 <w:b/>
                 <w:bCs/>
                 <w:sz w:val="20"/>
@@ -424,7 +424,7 @@
             </w:pPr>
             <w:r>
               <w:rPr>
-                <w:rFonts w:ascii="Calibri" w:cs="Calibri" w:eastAsia="Calibri" w:hAnsi="Calibri"/>
+                <w:rFonts w:ascii="Liberation Serif" w:cs="Liberation Serif" w:eastAsia="Liberation Serif" w:hAnsi="Liberation Serif"/>
                 <w:sz w:val="20"/>
                 <w:szCs w:val="20"/>
               </w:rPr>
@@ -451,7 +451,7 @@
             </w:pPr>
             <w:r>
               <w:rPr>
-                <w:rFonts w:ascii="Calibri" w:cs="Calibri" w:eastAsia="Calibri" w:hAnsi="Calibri"/>
+                <w:rFonts w:ascii="Liberation Serif" w:cs="Liberation Serif" w:eastAsia="Liberation Serif" w:hAnsi="Liberation Serif"/>
                 <w:b/>
                 <w:bCs/>
                 <w:sz w:val="20"/>
@@ -478,7 +478,7 @@
             </w:pPr>
             <w:r>
               <w:rPr>
-                <w:rFonts w:ascii="Calibri" w:cs="Calibri" w:eastAsia="Calibri" w:hAnsi="Calibri"/>
+                <w:rFonts w:ascii="Liberation Serif" w:cs="Liberation Serif" w:eastAsia="Liberation Serif" w:hAnsi="Liberation Serif"/>
                 <w:sz w:val="20"/>
                 <w:szCs w:val="20"/>
               </w:rPr>
@@ -504,7 +504,7 @@
             </w:pPr>
             <w:r>
               <w:rPr>
-                <w:rFonts w:ascii="Calibri" w:cs="Calibri" w:eastAsia="Calibri" w:hAnsi="Calibri"/>
+                <w:rFonts w:ascii="Liberation Serif" w:cs="Liberation Serif" w:eastAsia="Liberation Serif" w:hAnsi="Liberation Serif"/>
                 <w:b/>
                 <w:bCs/>
                 <w:sz w:val="20"/>
@@ -530,7 +530,7 @@
             </w:pPr>
             <w:r>
               <w:rPr>
-                <w:rFonts w:ascii="Calibri" w:cs="Calibri" w:eastAsia="Calibri" w:hAnsi="Calibri"/>
+                <w:rFonts w:ascii="Liberation Serif" w:cs="Liberation Serif" w:eastAsia="Liberation Serif" w:hAnsi="Liberation Serif"/>
                 <w:sz w:val="20"/>
                 <w:szCs w:val="20"/>
               </w:rPr>
@@ -557,7 +557,7 @@
             </w:pPr>
             <w:r>
               <w:rPr>
-                <w:rFonts w:ascii="Calibri" w:cs="Calibri" w:eastAsia="Calibri" w:hAnsi="Calibri"/>
+                <w:rFonts w:ascii="Liberation Serif" w:cs="Liberation Serif" w:eastAsia="Liberation Serif" w:hAnsi="Liberation Serif"/>
                 <w:b/>
                 <w:bCs/>
                 <w:sz w:val="20"/>
@@ -584,7 +584,7 @@
             </w:pPr>
             <w:r>
               <w:rPr>
-                <w:rFonts w:ascii="Calibri" w:cs="Calibri" w:eastAsia="Calibri" w:hAnsi="Calibri"/>
+                <w:rFonts w:ascii="Liberation Serif" w:cs="Liberation Serif" w:eastAsia="Liberation Serif" w:hAnsi="Liberation Serif"/>
                 <w:sz w:val="20"/>
                 <w:szCs w:val="20"/>
               </w:rPr>
@@ -610,7 +610,7 @@
             </w:pPr>
             <w:r>
               <w:rPr>
-                <w:rFonts w:ascii="Calibri" w:cs="Calibri" w:eastAsia="Calibri" w:hAnsi="Calibri"/>
+                <w:rFonts w:ascii="Liberation Serif" w:cs="Liberation Serif" w:eastAsia="Liberation Serif" w:hAnsi="Liberation Serif"/>
                 <w:b/>
                 <w:bCs/>
                 <w:sz w:val="20"/>
@@ -636,7 +636,7 @@
             </w:pPr>
             <w:r>
               <w:rPr>
-                <w:rFonts w:ascii="Calibri" w:cs="Calibri" w:eastAsia="Calibri" w:hAnsi="Calibri"/>
+                <w:rFonts w:ascii="Liberation Serif" w:cs="Liberation Serif" w:eastAsia="Liberation Serif" w:hAnsi="Liberation Serif"/>
                 <w:sz w:val="20"/>
                 <w:szCs w:val="20"/>
               </w:rPr>
@@ -663,7 +663,7 @@
             </w:pPr>
             <w:r>
               <w:rPr>
-                <w:rFonts w:ascii="Calibri" w:cs="Calibri" w:eastAsia="Calibri" w:hAnsi="Calibri"/>
+                <w:rFonts w:ascii="Liberation Serif" w:cs="Liberation Serif" w:eastAsia="Liberation Serif" w:hAnsi="Liberation Serif"/>
                 <w:b/>
                 <w:bCs/>
                 <w:sz w:val="20"/>
@@ -690,7 +690,7 @@
             </w:pPr>
             <w:r>
               <w:rPr>
-                <w:rFonts w:ascii="Calibri" w:cs="Calibri" w:eastAsia="Calibri" w:hAnsi="Calibri"/>
+                <w:rFonts w:ascii="Liberation Serif" w:cs="Liberation Serif" w:eastAsia="Liberation Serif" w:hAnsi="Liberation Serif"/>
                 <w:sz w:val="20"/>
                 <w:szCs w:val="20"/>
               </w:rPr>
@@ -711,7 +711,7 @@
       </w:pPr>
       <w:r>
         <w:rPr>
-          <w:rFonts w:ascii="Calibri" w:cs="Calibri" w:eastAsia="Calibri" w:hAnsi="Calibri"/>
+          <w:rFonts w:ascii="Liberation Sans" w:cs="Liberation Sans" w:eastAsia="Liberation Sans" w:hAnsi="Liberation Sans"/>
           <w:b/>
           <w:bCs/>
           <w:sz w:val="24"/>
@@ -753,7 +753,7 @@
             </w:pPr>
             <w:r>
               <w:rPr>
-                <w:rFonts w:ascii="Calibri" w:cs="Calibri" w:eastAsia="Calibri" w:hAnsi="Calibri"/>
+                <w:rFonts w:ascii="Liberation Serif" w:cs="Liberation Serif" w:eastAsia="Liberation Serif" w:hAnsi="Liberation Serif"/>
                 <w:b/>
                 <w:bCs/>
                 <w:sz w:val="20"/>
@@ -779,7 +779,7 @@
             </w:pPr>
             <w:r>
               <w:rPr>
-                <w:rFonts w:ascii="Calibri" w:cs="Calibri" w:eastAsia="Calibri" w:hAnsi="Calibri"/>
+                <w:rFonts w:ascii="Liberation Serif" w:cs="Liberation Serif" w:eastAsia="Liberation Serif" w:hAnsi="Liberation Serif"/>
                 <w:sz w:val="20"/>
                 <w:szCs w:val="20"/>
               </w:rPr>
@@ -806,7 +806,7 @@
             </w:pPr>
             <w:r>
               <w:rPr>
-                <w:rFonts w:ascii="Calibri" w:cs="Calibri" w:eastAsia="Calibri" w:hAnsi="Calibri"/>
+                <w:rFonts w:ascii="Liberation Serif" w:cs="Liberation Serif" w:eastAsia="Liberation Serif" w:hAnsi="Liberation Serif"/>
                 <w:b/>
                 <w:bCs/>
                 <w:sz w:val="20"/>
@@ -833,7 +833,7 @@
             </w:pPr>
             <w:r>
               <w:rPr>
-                <w:rFonts w:ascii="Calibri" w:cs="Calibri" w:eastAsia="Calibri" w:hAnsi="Calibri"/>
+                <w:rFonts w:ascii="Liberation Serif" w:cs="Liberation Serif" w:eastAsia="Liberation Serif" w:hAnsi="Liberation Serif"/>
                 <w:sz w:val="20"/>
                 <w:szCs w:val="20"/>
               </w:rPr>
@@ -859,7 +859,7 @@
             </w:pPr>
             <w:r>
               <w:rPr>
-                <w:rFonts w:ascii="Calibri" w:cs="Calibri" w:eastAsia="Calibri" w:hAnsi="Calibri"/>
+                <w:rFonts w:ascii="Liberation Serif" w:cs="Liberation Serif" w:eastAsia="Liberation Serif" w:hAnsi="Liberation Serif"/>
                 <w:b/>
                 <w:bCs/>
                 <w:sz w:val="20"/>
@@ -885,7 +885,7 @@
             </w:pPr>
             <w:r>
               <w:rPr>
-                <w:rFonts w:ascii="Calibri" w:cs="Calibri" w:eastAsia="Calibri" w:hAnsi="Calibri"/>
+                <w:rFonts w:ascii="Liberation Serif" w:cs="Liberation Serif" w:eastAsia="Liberation Serif" w:hAnsi="Liberation Serif"/>
                 <w:sz w:val="20"/>
                 <w:szCs w:val="20"/>
               </w:rPr>
@@ -897,16 +897,16 @@
     </w:tbl>
     <w:p>
       <w:pPr>
-        <w:spacing w:after="160"/>
-      </w:pPr>
-    </w:p>
-    <w:p>
-      <w:pPr>
         <w:spacing w:after="80"/>
       </w:pPr>
-      <w:r>
-        <w:rPr>
-          <w:rFonts w:ascii="Calibri" w:cs="Calibri" w:eastAsia="Calibri" w:hAnsi="Calibri"/>
+    </w:p>
+    <w:p>
+      <w:pPr>
+        <w:spacing w:after="40"/>
+      </w:pPr>
+      <w:r>
+        <w:rPr>
+          <w:rFonts w:ascii="Liberation Sans" w:cs="Liberation Sans" w:eastAsia="Liberation Sans" w:hAnsi="Liberation Sans"/>
           <w:b/>
           <w:bCs/>
           <w:sz w:val="24"/>
@@ -917,11 +917,11 @@
     </w:p>
     <w:p>
       <w:pPr>
-        <w:spacing w:after="120"/>
-      </w:pPr>
-      <w:r>
-        <w:rPr>
-          <w:rFonts w:ascii="Calibri" w:cs="Calibri" w:eastAsia="Calibri" w:hAnsi="Calibri"/>
+        <w:spacing w:after="60"/>
+      </w:pPr>
+      <w:r>
+        <w:rPr>
+          <w:rFonts w:ascii="Liberation Serif" w:cs="Liberation Serif" w:eastAsia="Liberation Serif" w:hAnsi="Liberation Serif"/>
           <w:sz w:val="21"/>
           <w:szCs w:val="21"/>
         </w:rPr>
@@ -930,11 +930,11 @@
     </w:p>
     <w:p>
       <w:pPr>
-        <w:spacing w:after="120"/>
-      </w:pPr>
-      <w:r>
-        <w:rPr>
-          <w:rFonts w:ascii="Calibri" w:cs="Calibri" w:eastAsia="Calibri" w:hAnsi="Calibri"/>
+        <w:spacing w:after="60"/>
+      </w:pPr>
+      <w:r>
+        <w:rPr>
+          <w:rFonts w:ascii="Liberation Serif" w:cs="Liberation Serif" w:eastAsia="Liberation Serif" w:hAnsi="Liberation Serif"/>
           <w:sz w:val="21"/>
           <w:szCs w:val="21"/>
         </w:rPr>
@@ -943,11 +943,11 @@
     </w:p>
     <w:p>
       <w:pPr>
-        <w:spacing w:after="320"/>
-      </w:pPr>
-      <w:r>
-        <w:rPr>
-          <w:rFonts w:ascii="Calibri" w:cs="Calibri" w:eastAsia="Calibri" w:hAnsi="Calibri"/>
+        <w:spacing w:after="120"/>
+      </w:pPr>
+      <w:r>
+        <w:rPr>
+          <w:rFonts w:ascii="Liberation Serif" w:cs="Liberation Serif" w:eastAsia="Liberation Serif" w:hAnsi="Liberation Serif"/>
           <w:sz w:val="21"/>
           <w:szCs w:val="21"/>
         </w:rPr>
@@ -960,7 +960,7 @@
       </w:pPr>
       <w:r>
         <w:rPr>
-          <w:rFonts w:ascii="Calibri" w:cs="Calibri" w:eastAsia="Calibri" w:hAnsi="Calibri"/>
+          <w:rFonts w:ascii="Liberation Serif" w:cs="Liberation Serif" w:eastAsia="Liberation Serif" w:hAnsi="Liberation Serif"/>
           <w:sz w:val="22"/>
           <w:szCs w:val="22"/>
         </w:rPr>
@@ -973,7 +973,7 @@
       </w:pPr>
       <w:r>
         <w:rPr>
-          <w:rFonts w:ascii="Calibri" w:cs="Calibri" w:eastAsia="Calibri" w:hAnsi="Calibri"/>
+          <w:rFonts w:ascii="Liberation Serif" w:cs="Liberation Serif" w:eastAsia="Liberation Serif" w:hAnsi="Liberation Serif"/>
           <w:sz w:val="22"/>
           <w:szCs w:val="22"/>
         </w:rPr>
@@ -986,7 +986,7 @@
       </w:pPr>
       <w:r>
         <w:rPr>
-          <w:rFonts w:ascii="Calibri" w:cs="Calibri" w:eastAsia="Calibri" w:hAnsi="Calibri"/>
+          <w:rFonts w:ascii="Liberation Serif" w:cs="Liberation Serif" w:eastAsia="Liberation Serif" w:hAnsi="Liberation Serif"/>
           <w:b/>
           <w:bCs/>
           <w:sz w:val="22"/>
@@ -997,11 +997,11 @@
     </w:p>
     <w:p>
       <w:pPr>
-        <w:spacing w:after="320"/>
-      </w:pPr>
-      <w:r>
-        <w:rPr>
-          <w:rFonts w:ascii="Calibri" w:cs="Calibri" w:eastAsia="Calibri" w:hAnsi="Calibri"/>
+        <w:spacing w:after="120"/>
+      </w:pPr>
+      <w:r>
+        <w:rPr>
+          <w:rFonts w:ascii="Liberation Serif" w:cs="Liberation Serif" w:eastAsia="Liberation Serif" w:hAnsi="Liberation Serif"/>
           <w:color w:val="555555"/>
           <w:sz w:val="20"/>
           <w:szCs w:val="20"/>
@@ -1015,7 +1015,7 @@
       </w:pPr>
       <w:r>
         <w:rPr>
-          <w:rFonts w:ascii="Calibri" w:cs="Calibri" w:eastAsia="Calibri" w:hAnsi="Calibri"/>
+          <w:rFonts w:ascii="Liberation Serif" w:cs="Liberation Serif" w:eastAsia="Liberation Serif" w:hAnsi="Liberation Serif"/>
           <w:sz w:val="22"/>
           <w:szCs w:val="22"/>
         </w:rPr>
@@ -1028,7 +1028,7 @@
       </w:pPr>
       <w:r>
         <w:rPr>
-          <w:rFonts w:ascii="Calibri" w:cs="Calibri" w:eastAsia="Calibri" w:hAnsi="Calibri"/>
+          <w:rFonts w:ascii="Liberation Serif" w:cs="Liberation Serif" w:eastAsia="Liberation Serif" w:hAnsi="Liberation Serif"/>
           <w:sz w:val="22"/>
           <w:szCs w:val="22"/>
         </w:rPr>
@@ -1041,7 +1041,7 @@
       </w:pPr>
       <w:r>
         <w:rPr>
-          <w:rFonts w:ascii="Calibri" w:cs="Calibri" w:eastAsia="Calibri" w:hAnsi="Calibri"/>
+          <w:rFonts w:ascii="Liberation Serif" w:cs="Liberation Serif" w:eastAsia="Liberation Serif" w:hAnsi="Liberation Serif"/>
           <w:b/>
           <w:bCs/>
           <w:sz w:val="22"/>
@@ -1238,7 +1238,7 @@
   <w:docDefaults>
     <w:rPrDefault>
       <w:rPr>
-        <w:rFonts w:ascii="Calibri" w:cs="Calibri" w:eastAsia="Calibri" w:hAnsi="Calibri"/>
+        <w:rFonts w:ascii="Liberation Serif" w:cs="Liberation Serif" w:eastAsia="Liberation Serif" w:hAnsi="Liberation Serif"/>
         <w:sz w:val="22"/>
         <w:szCs w:val="22"/>
       </w:rPr>
@@ -1251,6 +1251,7 @@
     <w:next w:val="Normal"/>
     <w:qFormat/>
     <w:rPr>
+      <w:rFonts w:ascii="Liberation Sans" w:hAnsi="Liberation Sans" w:eastAsia="Liberation Sans" w:cs="Liberation Sans"/>
       <w:sz w:val="56"/>
       <w:szCs w:val="56"/>
     </w:rPr>
@@ -1261,6 +1262,7 @@
     <w:next w:val="Normal"/>
     <w:qFormat/>
     <w:rPr>
+      <w:rFonts w:ascii="Liberation Sans" w:hAnsi="Liberation Sans" w:eastAsia="Liberation Sans" w:cs="Liberation Sans"/>
       <w:color w:val="2E74B5"/>
       <w:sz w:val="32"/>
       <w:szCs w:val="32"/>
@@ -1272,6 +1274,7 @@
     <w:next w:val="Normal"/>
     <w:qFormat/>
     <w:rPr>
+      <w:rFonts w:ascii="Liberation Sans" w:hAnsi="Liberation Sans" w:eastAsia="Liberation Sans" w:cs="Liberation Sans"/>
       <w:color w:val="2E74B5"/>
       <w:sz w:val="26"/>
       <w:szCs w:val="26"/>
@@ -1283,6 +1286,7 @@
     <w:next w:val="Normal"/>
     <w:qFormat/>
     <w:rPr>
+      <w:rFonts w:ascii="Liberation Sans" w:hAnsi="Liberation Sans" w:eastAsia="Liberation Sans" w:cs="Liberation Sans"/>
       <w:color w:val="1F4D78"/>
       <w:sz w:val="24"/>
       <w:szCs w:val="24"/>
@@ -1294,6 +1298,7 @@
     <w:next w:val="Normal"/>
     <w:qFormat/>
     <w:rPr>
+      <w:rFonts w:ascii="Liberation Sans" w:hAnsi="Liberation Sans" w:eastAsia="Liberation Sans" w:cs="Liberation Sans"/>
       <w:i/>
       <w:iCs/>
       <w:color w:val="2E74B5"/>
@@ -1305,6 +1310,7 @@
     <w:next w:val="Normal"/>
     <w:qFormat/>
     <w:rPr>
+      <w:rFonts w:ascii="Liberation Sans" w:hAnsi="Liberation Sans" w:eastAsia="Liberation Sans" w:cs="Liberation Sans"/>
       <w:color w:val="2E74B5"/>
     </w:rPr>
   </w:style>
@@ -1314,6 +1320,7 @@
     <w:next w:val="Normal"/>
     <w:qFormat/>
     <w:rPr>
+      <w:rFonts w:ascii="Liberation Sans" w:hAnsi="Liberation Sans" w:eastAsia="Liberation Sans" w:cs="Liberation Sans"/>
       <w:color w:val="1F4D78"/>
     </w:rPr>
   </w:style>
@@ -1323,6 +1330,7 @@
     <w:next w:val="Normal"/>
     <w:qFormat/>
     <w:rPr>
+      <w:rFonts w:ascii="Liberation Serif" w:hAnsi="Liberation Serif" w:eastAsia="Liberation Serif" w:cs="Liberation Serif"/>
       <w:b/>
       <w:bCs/>
     </w:rPr>
@@ -1331,6 +1339,9 @@
     <w:name w:val="List Paragraph"/>
     <w:basedOn w:val="Normal"/>
     <w:qFormat/>
+    <w:rPr>
+      <w:rFonts w:ascii="Liberation Serif" w:hAnsi="Liberation Serif" w:eastAsia="Liberation Serif" w:cs="Liberation Serif"/>
+    </w:rPr>
   </w:style>
   <w:style w:type="character" w:styleId="Hyperlink">
     <w:name w:val="Hyperlink"/>
@@ -1338,6 +1349,7 @@
     <w:uiPriority w:val="99"/>
     <w:unhideWhenUsed/>
     <w:rPr>
+      <w:rFonts w:ascii="Liberation Serif" w:hAnsi="Liberation Serif" w:eastAsia="Liberation Serif" w:cs="Liberation Serif"/>
       <w:color w:val="0563C1"/>
       <w:u w:val="single"/>
     </w:rPr>
@@ -1349,6 +1361,7 @@
     <w:semiHidden/>
     <w:unhideWhenUsed/>
     <w:rPr>
+      <w:rFonts w:ascii="Liberation Serif" w:hAnsi="Liberation Serif" w:eastAsia="Liberation Serif" w:cs="Liberation Serif"/>
       <w:vertAlign w:val="superscript"/>
     </w:rPr>
   </w:style>
@@ -1363,6 +1376,7 @@
       <w:spacing w:after="0" w:line="240" w:lineRule="auto"/>
     </w:pPr>
     <w:rPr>
+      <w:rFonts w:ascii="Liberation Serif" w:hAnsi="Liberation Serif" w:eastAsia="Liberation Serif" w:cs="Liberation Serif"/>
       <w:sz w:val="20"/>
       <w:szCs w:val="20"/>
     </w:rPr>
@@ -1375,6 +1389,7 @@
     <w:semiHidden/>
     <w:unhideWhenUsed/>
     <w:rPr>
+      <w:rFonts w:ascii="Liberation Serif" w:hAnsi="Liberation Serif" w:eastAsia="Liberation Serif" w:cs="Liberation Serif"/>
       <w:sz w:val="20"/>
       <w:szCs w:val="20"/>
     </w:rPr>
@@ -1386,6 +1401,7 @@
     <w:semiHidden/>
     <w:unhideWhenUsed/>
     <w:rPr>
+      <w:rFonts w:ascii="Liberation Serif" w:hAnsi="Liberation Serif" w:eastAsia="Liberation Serif" w:cs="Liberation Serif"/>
       <w:vertAlign w:val="superscript"/>
     </w:rPr>
   </w:style>
@@ -1400,6 +1416,7 @@
       <w:spacing w:after="0" w:line="240" w:lineRule="auto"/>
     </w:pPr>
     <w:rPr>
+      <w:rFonts w:ascii="Liberation Serif" w:hAnsi="Liberation Serif" w:eastAsia="Liberation Serif" w:cs="Liberation Serif"/>
       <w:sz w:val="20"/>
       <w:szCs w:val="20"/>
     </w:rPr>
@@ -1412,6 +1429,7 @@
     <w:semiHidden/>
     <w:unhideWhenUsed/>
     <w:rPr>
+      <w:rFonts w:ascii="Liberation Serif" w:hAnsi="Liberation Serif" w:eastAsia="Liberation Serif" w:cs="Liberation Serif"/>
       <w:sz w:val="20"/>
       <w:szCs w:val="20"/>
     </w:rPr>

--- a/templates/leave/vertetim-pushim-mjekesor.docx
+++ b/templates/leave/vertetim-pushim-mjekesor.docx
@@ -41,7 +41,7 @@
           <w:sz w:val="20"/>
           <w:szCs w:val="20"/>
         </w:rPr>
-        <w:t xml:space="preserve">NRB: {{company_nrb}}   ·   NUI: {{company_nui}}</w:t>
+        <w:t xml:space="preserve">NUI: {{company_nui}}</w:t>
       </w:r>
     </w:p>
     <w:p>
